--- a/SPECIAL/SPECIAL_1-1_NEGATIVE.docx
+++ b/SPECIAL/SPECIAL_1-1_NEGATIVE.docx
@@ -6213,7 +6213,7 @@
                 <w:color w:val="C0392B"/>
                 <w:shd w:fill="FDE7E4" w:color="auto" w:val="clear"/>
               </w:rPr>
-              <w:t xml:space="preserve"> be동사 / has been </w:t>
+              <w:t xml:space="preserve"> be동사 / have · has </w:t>
             </w:r>
             <w:r>
               <w:rPr>
@@ -6251,7 +6251,7 @@
                 <w:color w:val="475569"/>
                 <w:shd w:fill="EEF1F5" w:color="auto" w:val="clear"/>
               </w:rPr>
-              <w:t xml:space="preserve"> 보어 / p.p. </w:t>
+              <w:t xml:space="preserve"> 보어 / been p.p. </w:t>
             </w:r>
           </w:p>
         </w:tc>
@@ -9214,7 +9214,7 @@
                 <w:sz w:val="20"/>
                 <w:szCs w:val="20"/>
               </w:rPr>
-              <w:t xml:space="preserve">. (그는 거의 일하지 않는다는 뜻이 됨)</w:t>
+              <w:t xml:space="preserve">. → ✓ He works hard. (He hardly works = 그는 거의 일하지 않는다)</w:t>
             </w:r>
           </w:p>
         </w:tc>
@@ -10010,7 +10010,7 @@
                 <w:sz w:val="20"/>
                 <w:szCs w:val="20"/>
               </w:rPr>
-              <w:t xml:space="preserve">He did not know at all that he was being watched.</w:t>
+              <w:t xml:space="preserve">He had no idea that he was being watched.</w:t>
             </w:r>
           </w:p>
         </w:tc>
@@ -12809,15 +12809,15 @@
                 <w:sz w:val="20"/>
                 <w:szCs w:val="20"/>
               </w:rPr>
-              <w:t xml:space="preserve">명사가 오면 주어 수식</w:t>
-            </w:r>
-            <w:r>
-              <w:rPr>
-                <w:rFonts w:ascii="Arial" w:cs="Arial" w:eastAsia="Malgun Gothic" w:hAnsi="Arial"/>
-                <w:sz w:val="20"/>
-                <w:szCs w:val="20"/>
-              </w:rPr>
-              <w:t xml:space="preserve">(도치 X).</w:t>
+              <w:t xml:space="preserve">Not only A but also B 가 주어 자리</w:t>
+            </w:r>
+            <w:r>
+              <w:rPr>
+                <w:rFonts w:ascii="Arial" w:cs="Arial" w:eastAsia="Malgun Gothic" w:hAnsi="Arial"/>
+                <w:sz w:val="20"/>
+                <w:szCs w:val="20"/>
+              </w:rPr>
+              <w:t xml:space="preserve">에 있으면 도치 X.</w:t>
             </w:r>
           </w:p>
         </w:tc>
@@ -14352,7 +14352,7 @@
           <w:sz w:val="20"/>
           <w:szCs w:val="20"/>
         </w:rPr>
-        <w:t xml:space="preserve">주어 + 동사(과거형 그대로)</w:t>
+        <w:t xml:space="preserve">주어 + 동사(원래 시제 그대로)</w:t>
       </w:r>
       <w:r>
         <w:rPr>
@@ -14361,7 +14361,7 @@
           <w:sz w:val="20"/>
           <w:szCs w:val="20"/>
         </w:rPr>
-        <w:t xml:space="preserve">. 도치는 콤마 없이 이어지는 </w:t>
+        <w:t xml:space="preserve">. 도치는 보통 콤마 없이 이어지는 </w:t>
       </w:r>
       <w:r>
         <w:rPr>
@@ -17377,7 +17377,7 @@
           <w:sz w:val="18"/>
           <w:szCs w:val="18"/>
         </w:rPr>
-        <w:t xml:space="preserve">우리 엄마만 그 비밀을 알고 계신다. (✗ Only my mother does know)</w:t>
+        <w:t xml:space="preserve">우리 엄마만 그 비밀을 알고 계신다. (✗ Only does my mother know)</w:t>
       </w:r>
     </w:p>
     <w:p>
@@ -17742,7 +17742,7 @@
                 <w:sz w:val="21"/>
                 <w:szCs w:val="21"/>
               </w:rPr>
-              <w:t xml:space="preserve">가 도치된다. 원래 문장에서는 </w:t>
+              <w:t xml:space="preserve">가 도치된다. 대부분 원래 문장의 </w:t>
             </w:r>
             <w:r>
               <w:rPr>
@@ -17752,7 +17752,7 @@
                 <w:sz w:val="21"/>
                 <w:szCs w:val="21"/>
               </w:rPr>
-              <w:t xml:space="preserve">not … any</w:t>
+              <w:t xml:space="preserve">not … any(where)</w:t>
             </w:r>
             <w:r>
               <w:rPr>
@@ -17760,7 +17760,7 @@
                 <w:sz w:val="21"/>
                 <w:szCs w:val="21"/>
               </w:rPr>
-              <w:t xml:space="preserve"> 로 표현되던 것들이다.</w:t>
+              <w:t xml:space="preserve"> 가 합쳐진 것이다.</w:t>
             </w:r>
           </w:p>
         </w:tc>
@@ -18267,7 +18267,7 @@
                 <w:sz w:val="19"/>
                 <w:szCs w:val="19"/>
               </w:rPr>
-              <w:t xml:space="preserve">on no account 결코 ~ 않다</w:t>
+              <w:t xml:space="preserve">on no account 어떤 이유로도 ~ 않다</w:t>
             </w:r>
           </w:p>
         </w:tc>
@@ -18295,7 +18295,7 @@
                 <w:sz w:val="20"/>
                 <w:szCs w:val="20"/>
               </w:rPr>
-              <w:t xml:space="preserve">You must not touch this button on any account.</w:t>
+              <w:t xml:space="preserve">You must not touch this button for any reason.</w:t>
             </w:r>
           </w:p>
         </w:tc>
@@ -19551,7 +19551,7 @@
                 <w:sz w:val="21"/>
                 <w:szCs w:val="21"/>
               </w:rPr>
-              <w:t xml:space="preserve"> 나간다(did 가 아니다!). 짝 접속사는 </w:t>
+              <w:t xml:space="preserve"> 나간다(시험에서는 did 가 아니라 had!). 짝 접속사는 </w:t>
             </w:r>
             <w:r>
               <w:rPr>
@@ -19838,29 +19838,10 @@
                 <w:rFonts w:ascii="Arial" w:cs="Arial" w:eastAsia="Malgun Gothic" w:hAnsi="Arial"/>
                 <w:b/>
                 <w:bCs/>
-                <w:color w:val="C0392B"/>
-                <w:shd w:fill="FDE7E4" w:color="auto" w:val="clear"/>
-              </w:rPr>
-              <w:t xml:space="preserve"> had </w:t>
-            </w:r>
-            <w:r>
-              <w:rPr>
-                <w:rFonts w:ascii="Arial" w:cs="Arial" w:eastAsia="Malgun Gothic" w:hAnsi="Arial"/>
-                <w:b/>
-                <w:bCs/>
-                <w:color w:val="94A3B8"/>
-              </w:rPr>
-              <w:t xml:space="preserve">  +  </w:t>
-            </w:r>
-            <w:r>
-              <w:rPr>
-                <w:rFonts w:ascii="Arial" w:cs="Arial" w:eastAsia="Malgun Gothic" w:hAnsi="Arial"/>
-                <w:b/>
-                <w:bCs/>
-                <w:color w:val="A8761B"/>
-                <w:shd w:fill="FFF3D1" w:color="auto" w:val="clear"/>
-              </w:rPr>
-              <w:t xml:space="preserve"> hardly / scarcely </w:t>
+                <w:color w:val="475569"/>
+                <w:shd w:fill="EEF1F5" w:color="auto" w:val="clear"/>
+              </w:rPr>
+              <w:t xml:space="preserve"> had + hardly / scarcely </w:t>
             </w:r>
             <w:r>
               <w:rPr>
@@ -21303,15 +21284,33 @@
                 <w:sz w:val="20"/>
                 <w:szCs w:val="20"/>
               </w:rPr>
-              <w:t xml:space="preserve">Hardly-When, Scarcely-Before, No sooner-Than</w:t>
-            </w:r>
-            <w:r>
-              <w:rPr>
-                <w:rFonts w:ascii="Arial" w:cs="Arial" w:eastAsia="Malgun Gothic" w:hAnsi="Arial"/>
-                <w:sz w:val="20"/>
-                <w:szCs w:val="20"/>
-              </w:rPr>
-              <w:t xml:space="preserve"> — 짝을 바꾸면 감점.</w:t>
+              <w:t xml:space="preserve">Hardly · Scarcely → when / before</w:t>
+            </w:r>
+            <w:r>
+              <w:rPr>
+                <w:rFonts w:ascii="Arial" w:cs="Arial" w:eastAsia="Malgun Gothic" w:hAnsi="Arial"/>
+                <w:sz w:val="20"/>
+                <w:szCs w:val="20"/>
+              </w:rPr>
+              <w:t xml:space="preserve">, </w:t>
+            </w:r>
+            <w:r>
+              <w:rPr>
+                <w:rFonts w:ascii="Arial" w:cs="Arial" w:eastAsia="Malgun Gothic" w:hAnsi="Arial"/>
+                <w:b/>
+                <w:bCs/>
+                <w:sz w:val="20"/>
+                <w:szCs w:val="20"/>
+              </w:rPr>
+              <w:t xml:space="preserve">No sooner → than</w:t>
+            </w:r>
+            <w:r>
+              <w:rPr>
+                <w:rFonts w:ascii="Arial" w:cs="Arial" w:eastAsia="Malgun Gothic" w:hAnsi="Arial"/>
+                <w:sz w:val="20"/>
+                <w:szCs w:val="20"/>
+              </w:rPr>
+              <w:t xml:space="preserve"> — than 과 when 을 바꿔 쓰면 감점.</w:t>
             </w:r>
           </w:p>
         </w:tc>
@@ -21742,29 +21741,10 @@
                 <w:rFonts w:ascii="Arial" w:cs="Arial" w:eastAsia="Malgun Gothic" w:hAnsi="Arial"/>
                 <w:b/>
                 <w:bCs/>
-                <w:color w:val="C0392B"/>
-                <w:shd w:fill="FDE7E4" w:color="auto" w:val="clear"/>
-              </w:rPr>
-              <w:t xml:space="preserve"> had </w:t>
-            </w:r>
-            <w:r>
-              <w:rPr>
-                <w:rFonts w:ascii="Arial" w:cs="Arial" w:eastAsia="Malgun Gothic" w:hAnsi="Arial"/>
-                <w:b/>
-                <w:bCs/>
-                <w:color w:val="94A3B8"/>
-              </w:rPr>
-              <w:t xml:space="preserve">  +  </w:t>
-            </w:r>
-            <w:r>
-              <w:rPr>
-                <w:rFonts w:ascii="Arial" w:cs="Arial" w:eastAsia="Malgun Gothic" w:hAnsi="Arial"/>
-                <w:b/>
-                <w:bCs/>
-                <w:color w:val="A8761B"/>
-                <w:shd w:fill="FFF3D1" w:color="auto" w:val="clear"/>
-              </w:rPr>
-              <w:t xml:space="preserve"> no sooner </w:t>
+                <w:color w:val="475569"/>
+                <w:shd w:fill="EEF1F5" w:color="auto" w:val="clear"/>
+              </w:rPr>
+              <w:t xml:space="preserve"> had + no sooner </w:t>
             </w:r>
             <w:r>
               <w:rPr>
@@ -23284,25 +23264,25 @@
                 <w:sz w:val="20"/>
                 <w:szCs w:val="20"/>
               </w:rPr>
-              <w:t xml:space="preserve">. / 시험에서는 No sooner </w:t>
-            </w:r>
-            <w:r>
-              <w:rPr>
-                <w:rFonts w:ascii="Arial" w:cs="Arial" w:eastAsia="Malgun Gothic" w:hAnsi="Arial"/>
-                <w:b/>
-                <w:bCs/>
-                <w:sz w:val="20"/>
-                <w:szCs w:val="20"/>
-              </w:rPr>
-              <w:t xml:space="preserve">had</w:t>
-            </w:r>
-            <w:r>
-              <w:rPr>
-                <w:rFonts w:ascii="Arial" w:cs="Arial" w:eastAsia="Malgun Gothic" w:hAnsi="Arial"/>
-                <w:sz w:val="20"/>
-                <w:szCs w:val="20"/>
-              </w:rPr>
-              <w:t xml:space="preserve"> + p.p. 가 표준 (No sooner did … 는 쓰지 말자).</w:t>
+              <w:t xml:space="preserve">. / No sooner did … 도 쓰이지만, 시험 서술형에서는 </w:t>
+            </w:r>
+            <w:r>
+              <w:rPr>
+                <w:rFonts w:ascii="Arial" w:cs="Arial" w:eastAsia="Malgun Gothic" w:hAnsi="Arial"/>
+                <w:b/>
+                <w:bCs/>
+                <w:sz w:val="20"/>
+                <w:szCs w:val="20"/>
+              </w:rPr>
+              <w:t xml:space="preserve">No sooner had + p.p.</w:t>
+            </w:r>
+            <w:r>
+              <w:rPr>
+                <w:rFonts w:ascii="Arial" w:cs="Arial" w:eastAsia="Malgun Gothic" w:hAnsi="Arial"/>
+                <w:sz w:val="20"/>
+                <w:szCs w:val="20"/>
+              </w:rPr>
+              <w:t xml:space="preserve"> 로 쓰자.</w:t>
             </w:r>
           </w:p>
         </w:tc>
@@ -35082,10 +35062,10 @@
           <w:rFonts w:ascii="Arial" w:cs="Arial" w:eastAsia="Malgun Gothic" w:hAnsi="Arial"/>
           <w:b/>
           <w:bCs/>
-          <w:color w:val="A8761B"/>
+          <w:color w:val="475569"/>
           <w:sz w:val="21"/>
           <w:szCs w:val="21"/>
-          <w:shd w:fill="FFF3D1" w:color="auto" w:val="clear"/>
+          <w:shd w:fill="EEF1F5" w:color="auto" w:val="clear"/>
         </w:rPr>
         <w:t xml:space="preserve">not until he lost his health</w:t>
       </w:r>
@@ -37019,30 +36999,12 @@
           <w:rFonts w:ascii="Arial" w:cs="Arial" w:eastAsia="Malgun Gothic" w:hAnsi="Arial"/>
           <w:b/>
           <w:bCs/>
-          <w:color w:val="C0392B"/>
+          <w:color w:val="475569"/>
           <w:sz w:val="21"/>
           <w:szCs w:val="21"/>
-          <w:shd w:fill="FDE7E4" w:color="auto" w:val="clear"/>
-        </w:rPr>
-        <w:t xml:space="preserve">had</w:t>
-      </w:r>
-      <w:r>
-        <w:rPr>
-          <w:rFonts w:ascii="Arial" w:cs="Arial" w:eastAsia="Malgun Gothic" w:hAnsi="Arial"/>
-        </w:rPr>
-        <w:t xml:space="preserve"> </w:t>
-      </w:r>
-      <w:r>
-        <w:rPr>
-          <w:rFonts w:ascii="Arial" w:cs="Arial" w:eastAsia="Malgun Gothic" w:hAnsi="Arial"/>
-          <w:b/>
-          <w:bCs/>
-          <w:color w:val="A8761B"/>
-          <w:sz w:val="21"/>
-          <w:szCs w:val="21"/>
-          <w:shd w:fill="FFF3D1" w:color="auto" w:val="clear"/>
-        </w:rPr>
-        <w:t xml:space="preserve">hardly</w:t>
+          <w:shd w:fill="EEF1F5" w:color="auto" w:val="clear"/>
+        </w:rPr>
+        <w:t xml:space="preserve">had hardly</w:t>
       </w:r>
       <w:r>
         <w:rPr>
@@ -37750,30 +37712,12 @@
           <w:rFonts w:ascii="Arial" w:cs="Arial" w:eastAsia="Malgun Gothic" w:hAnsi="Arial"/>
           <w:b/>
           <w:bCs/>
-          <w:color w:val="C0392B"/>
+          <w:color w:val="475569"/>
           <w:sz w:val="21"/>
           <w:szCs w:val="21"/>
-          <w:shd w:fill="FDE7E4" w:color="auto" w:val="clear"/>
-        </w:rPr>
-        <w:t xml:space="preserve">had</w:t>
-      </w:r>
-      <w:r>
-        <w:rPr>
-          <w:rFonts w:ascii="Arial" w:cs="Arial" w:eastAsia="Malgun Gothic" w:hAnsi="Arial"/>
-        </w:rPr>
-        <w:t xml:space="preserve"> </w:t>
-      </w:r>
-      <w:r>
-        <w:rPr>
-          <w:rFonts w:ascii="Arial" w:cs="Arial" w:eastAsia="Malgun Gothic" w:hAnsi="Arial"/>
-          <w:b/>
-          <w:bCs/>
-          <w:color w:val="A8761B"/>
-          <w:sz w:val="21"/>
-          <w:szCs w:val="21"/>
-          <w:shd w:fill="FFF3D1" w:color="auto" w:val="clear"/>
-        </w:rPr>
-        <w:t xml:space="preserve">no sooner</w:t>
+          <w:shd w:fill="EEF1F5" w:color="auto" w:val="clear"/>
+        </w:rPr>
+        <w:t xml:space="preserve">had no sooner</w:t>
       </w:r>
       <w:r>
         <w:rPr>
